--- a/03_Outputs/final scripts/pt/Module 4/4.3.0-pt.docx
+++ b/03_Outputs/final scripts/pt/Module 4/4.3.0-pt.docx
@@ -14,22 +14,22 @@
     </w:p>
     <w:p>
       <w:r>
-        <w:t xml:space="preserve">Apesar da necessidade clara, o investimento privado em energia renovável permanece desigual entre as regiões. Enquanto os investimentos globais estão aumentando, os países em desenvolvimento — apesar de seu alto potencial de renováveis e de necessidades urgentes de acesso à energia — atraem menos de 15% do total de investimentos em energia limpa até 2023. Essa disparidade destaca as barreiras enfrentadas por essas regiões: altos riscos financeiros, mercados subdesenvolvidos, incertezas regulatórias e lacunas na infraestrutura contribuem para a participação limitada do setor privado.  </w:t>
+        <w:t xml:space="preserve">Apesar da necessidade evidente, o investimento privado em energia renovável permanece desigual entre as regiões. Enquanto os investimentos globais estão aumentando, os países em desenvolvimento — apesar de seu alto potencial de renováveis e de suas necessidades urgentes de acesso à energia — atraem menos de 15% do total de investimentos em energia limpa até 2023. Essa disparidade destaca as barreiras enfrentadas por essas regiões: altos riscos financeiros, mercados subdesenvolvidos, incertezas regulatórias e lacunas na infraestrutura contribuem para a participação limitada do setor privado.  </w:t>
       </w:r>
     </w:p>
     <w:p>
       <w:r>
-        <w:t xml:space="preserve">Para enfrentar esses desafios, soluções direcionadas são cruciais. Estratégias de mitigação de riscos — como garantias, seguros e securitização — podem reduzir os riscos percebidos de investimento. Por exemplo, no Cazaquistão, reformas políticas e a desriscarização financeira desbloquearam capital privado para projetos de energia renovável, demonstrando como intervenções eficazes podem criar um ambiente de investimento mais atrativo.  </w:t>
+        <w:t xml:space="preserve">Para enfrentar esses desafios, soluções direcionadas são essenciais. Estratégias de mitigação de riscos — como garantias, seguros e securitização — podem reduzir os riscos percebidos de investimento. Por exemplo, no Cazaquistão, reformas políticas e a desriscarização financeira desbloquearam capital privado para projetos de energia renovável, demonstrando como intervenções eficazes podem criar um ambiente de investimento mais atrativo.  </w:t>
       </w:r>
     </w:p>
     <w:p>
       <w:r>
-        <w:t xml:space="preserve">Outra abordagem importante é a finança combinada, que une fundos públicos concessionais com capital privado. Ao aproveitar recursos públicos para reduzir riscos de projetos, a finança combinada torna projetos de energia limpa de alto impacto mais atraentes para investidores privados. No Quênia, a finança combinada mobilizou com sucesso fundos privados para iniciativas de solar e eólica, ilustrando seu potencial em mercados em desenvolvimento.  </w:t>
+        <w:t xml:space="preserve">Outra abordagem importante é a finança combinada, que une fundos públicos concessionais com capital privado. Ao aproveitar recursos públicos para reduzir riscos de projetos, a finança combinada torna projetos de energia limpa de alto impacto mais atraentes para investidores privados. No Quênia, a finança combinada conseguiu mobilizar fundos privados para iniciativas de energia solar e eólica, ilustrando seu potencial em mercados em desenvolvimento.  </w:t>
       </w:r>
     </w:p>
     <w:p>
       <w:r>
-        <w:t xml:space="preserve">Em resumo, para atingir a meta global de investimento em energia limpa de mais de quatro trilhões de dólares por ano até 2030, a mobilização de capital privado é indispensável. Enfrentar as barreiras por meio de estratégias de mitigação de riscos, estratégias inovadoras de financiamento e reformas políticas será essencial para desbloquear os investimentos necessários para um futuro energético sustentável.  </w:t>
+        <w:t xml:space="preserve">Em resumo, para atingir a meta global de investimento em energia limpa de mais de quatro trilhões de dólares por ano até 2030, a mobilização de capital privado é indispensável. Abordar as barreiras por meio de estratégias de mitigação de riscos, estratégias inovadoras de financiamento e reformas políticas será fundamental para desbloquear os investimentos necessários para um futuro energético sustentável.  </w:t>
       </w:r>
     </w:p>
     <w:p>

--- a/03_Outputs/final scripts/pt/Module 4/4.3.0-pt.docx
+++ b/03_Outputs/final scripts/pt/Module 4/4.3.0-pt.docx
@@ -14,22 +14,22 @@
     </w:p>
     <w:p>
       <w:r>
-        <w:t xml:space="preserve">Apesar da necessidade evidente, o investimento privado em energia renovável permanece desigual entre as regiões. Enquanto os investimentos globais estão aumentando, os países em desenvolvimento — apesar de seu alto potencial de renováveis e de suas necessidades urgentes de acesso à energia — atraem menos de 15% do total de investimentos em energia limpa até 2023. Essa disparidade destaca as barreiras enfrentadas por essas regiões: altos riscos financeiros, mercados subdesenvolvidos, incertezas regulatórias e lacunas na infraestrutura contribuem para a participação limitada do setor privado.  </w:t>
+        <w:t xml:space="preserve">Apesar da necessidade clara, o investimento privado em energia renovável permanece desigual entre as regiões. Enquanto os investimentos globais estão aumentando, os países em desenvolvimento — apesar de seu alto potencial de renováveis e de necessidades urgentes de acesso à energia — atraem menos de 15% do total de investimentos em energia limpa até 2023. Essa disparidade destaca as barreiras enfrentadas por essas regiões: altos riscos financeiros, mercados subdesenvolvidos, incertezas regulatórias e lacunas na infraestrutura contribuem para a participação limitada do setor privado.  </w:t>
       </w:r>
     </w:p>
     <w:p>
       <w:r>
-        <w:t xml:space="preserve">Para enfrentar esses desafios, soluções direcionadas são essenciais. Estratégias de mitigação de riscos — como garantias, seguros e securitização — podem reduzir os riscos percebidos de investimento. Por exemplo, no Cazaquistão, reformas políticas e a desriscarização financeira desbloquearam capital privado para projetos de energia renovável, demonstrando como intervenções eficazes podem criar um ambiente de investimento mais atrativo.  </w:t>
+        <w:t xml:space="preserve">Para enfrentar esses desafios, soluções direcionadas são essenciais. Estratégias de mitigação de riscos — como garantias, seguros e securitização — podem reduzir os riscos percebidos de investimento. Por exemplo, no Cazaquistão, reformas políticas e a desriscarização financeira desbloquearam capital privado para projetos de renováveis, demonstrando como intervenções eficazes podem criar um ambiente de investimento mais atrativo.  </w:t>
       </w:r>
     </w:p>
     <w:p>
       <w:r>
-        <w:t xml:space="preserve">Outra abordagem importante é a finança combinada, que une fundos públicos concessionais com capital privado. Ao aproveitar recursos públicos para reduzir riscos de projetos, a finança combinada torna projetos de energia limpa de alto impacto mais atraentes para investidores privados. No Quênia, a finança combinada conseguiu mobilizar fundos privados para iniciativas de energia solar e eólica, ilustrando seu potencial em mercados em desenvolvimento.  </w:t>
+        <w:t xml:space="preserve">Outra abordagem importante é a finança combinada, que une fundos públicos concessionais com capital privado. Ao aproveitar recursos públicos para reduzir riscos de projetos, a finança combinada torna projetos de energia limpa de alto impacto mais atraentes para investidores privados. No Quênia, a finança combinada mobilizou com sucesso fundos privados para iniciativas de solar e eólica, ilustrando seu potencial em mercados em desenvolvimento.  </w:t>
       </w:r>
     </w:p>
     <w:p>
       <w:r>
-        <w:t xml:space="preserve">Em resumo, para atingir a meta global de investimento em energia limpa de mais de quatro trilhões de dólares por ano até 2030, a mobilização de capital privado é indispensável. Abordar as barreiras por meio de estratégias de mitigação de riscos, estratégias inovadoras de financiamento e reformas políticas será fundamental para desbloquear os investimentos necessários para um futuro energético sustentável.  </w:t>
+        <w:t xml:space="preserve">Em resumo, para atingir a meta global de investimento em energia limpa de mais de quatro trilhões de dólares por ano até 2030, a mobilização de capital privado é indispensável. Enfrentar as barreiras por meio de estratégias de mitigação de riscos, estratégias inovadoras de financiamento e reformas políticas será fundamental para desbloquear os investimentos necessários para um futuro energético sustentável.  </w:t>
       </w:r>
     </w:p>
     <w:p>
